--- a/小野町_引継ぎ_整理済/04_算定・見込量/小野町_見える化入力前段一式のレビュー_20260925.docx
+++ b/小野町_引継ぎ_整理済/04_算定・見込量/小野町_見える化入力前段一式のレビュー_20260925.docx
@@ -421,7 +421,7 @@
               <w:rPr>
                 <w:sz w:val="17"/>
               </w:rPr>
-              <w:t>2,562,340千円</w:t>
+              <w:t>2,556,392千円</w:t>
             </w:r>
           </w:p>
         </w:tc>
@@ -437,7 +437,7 @@
               <w:rPr>
                 <w:sz w:val="17"/>
               </w:rPr>
-              <w:t>5,590円</w:t>
+              <w:t>5,578円</w:t>
             </w:r>
           </w:p>
         </w:tc>
@@ -500,7 +500,7 @@
               <w:rPr>
                 <w:sz w:val="17"/>
               </w:rPr>
-              <w:t>2,834,462千円</w:t>
+              <w:t>2,827,882千円</w:t>
             </w:r>
           </w:p>
         </w:tc>
@@ -516,7 +516,7 @@
               <w:rPr>
                 <w:sz w:val="17"/>
               </w:rPr>
-              <w:t>6,139円</w:t>
+              <w:t>6,125円</w:t>
             </w:r>
           </w:p>
         </w:tc>
@@ -579,7 +579,7 @@
               <w:rPr>
                 <w:sz w:val="17"/>
               </w:rPr>
-              <w:t>（当方の現行）2,876,614千円</w:t>
+              <w:t>（当方の現行）2,869,936千円</w:t>
             </w:r>
           </w:p>
         </w:tc>
@@ -595,7 +595,7 @@
               <w:rPr>
                 <w:sz w:val="17"/>
               </w:rPr>
-              <w:t>6,224円</w:t>
+              <w:t>6,210円</w:t>
             </w:r>
           </w:p>
         </w:tc>
@@ -603,7 +603,7 @@
     </w:tbl>
     <w:p>
       <w:r>
-        <w:t>**初版で「月額633円の差」と書いたのは、基準期間の認定率が令和7年9月の断層をまたいでいたためです。**断層後にそろえて比べると、総給付費の3年計で-42,152千円（-1.5％）、保険料基準額で月額-85円にとどまります。**小野町では両方式はほぼ同じ答えになります。**</w:t>
+        <w:t>**初版で「月額632円の差」と書いたのは、基準期間の認定率が令和7年9月の断層をまたいでいたためです。**断層後にそろえて比べると、総給付費の3年計で-42,054千円（-1.5％）、保険料基準額で月額-85円にとどまります。**小野町では両方式はほぼ同じ答えになります。**</w:t>
       </w:r>
     </w:p>
     <w:p>

--- a/小野町_引継ぎ_整理済/04_算定・見込量/小野町_見える化入力前段一式のレビュー_20260925.docx
+++ b/小野町_引継ぎ_整理済/04_算定・見込量/小野町_見える化入力前段一式のレビュー_20260925.docx
@@ -437,7 +437,7 @@
               <w:rPr>
                 <w:sz w:val="17"/>
               </w:rPr>
-              <w:t>5,578円</w:t>
+              <w:t>5,473円</w:t>
             </w:r>
           </w:p>
         </w:tc>
@@ -516,7 +516,7 @@
               <w:rPr>
                 <w:sz w:val="17"/>
               </w:rPr>
-              <w:t>6,125円</w:t>
+              <w:t>6,011円</w:t>
             </w:r>
           </w:p>
         </w:tc>
@@ -595,7 +595,7 @@
               <w:rPr>
                 <w:sz w:val="17"/>
               </w:rPr>
-              <w:t>6,210円</w:t>
+              <w:t>6,095円</w:t>
             </w:r>
           </w:p>
         </w:tc>
@@ -603,7 +603,7 @@
     </w:tbl>
     <w:p>
       <w:r>
-        <w:t>**初版で「月額632円の差」と書いたのは、基準期間の認定率が令和7年9月の断層をまたいでいたためです。**断層後にそろえて比べると、総給付費の3年計で-42,054千円（-1.5％）、保険料基準額で月額-85円にとどまります。**小野町では両方式はほぼ同じ答えになります。**</w:t>
+        <w:t>**初版で「月額621円の差」と書いたのは、基準期間の認定率が令和7年9月の断層をまたいでいたためです。**断層後にそろえて比べると、総給付費の3年計で-42,054千円（-1.5％）、保険料基準額で月額-83円にとどまります。**小野町では両方式はほぼ同じ答えになります。**</w:t>
       </w:r>
     </w:p>
     <w:p>
@@ -2380,7 +2380,7 @@
     </w:p>
     <w:p>
       <w:r>
-        <w:t>**第三に、それでも小野町では答えがほとんど変わりません。**認定率が将来ほぼ横ばいだからです（第2章）。差は総給付費の3年計で-1.5％、保険料で月額-85円です。</w:t>
+        <w:t>**第三に、それでも小野町では答えがほとんど変わりません。**認定率が将来ほぼ横ばいだからです（第2章）。差は総給付費の3年計で-1.5％、保険料で月額-83円です。</w:t>
       </w:r>
     </w:p>
     <w:p>
@@ -2457,7 +2457,7 @@
               <w:rPr>
                 <w:sz w:val="17"/>
               </w:rPr>
-              <w:t>**第1号被保険者1人当たりの受給率による現行の算定を据え置く。**認定者数の計上方法が確認できていないため、断層をまたぐ認定率を3段に分解して使うより、受給率のまま置くほうが誤りが少ない。見える化の3段連鎖との差は月額85円</w:t>
+              <w:t>**第1号被保険者1人当たりの受給率による現行の算定を据え置く。**認定者数の計上方法が確認できていないため、断層をまたぐ認定率を3段に分解して使うより、受給率のまま置くほうが誤りが少ない。見える化の3段連鎖との差は月額83円</w:t>
             </w:r>
           </w:p>
         </w:tc>
@@ -5590,7 +5590,7 @@
     </w:p>
     <w:p>
       <w:r>
-        <w:t>1　令和7年8〜9月の認定者数の計上方法が変わったかどうかの確認（B17）。**これが取れれば3段連鎖に組み替えます。**組み替えによる差は小野町では月額85円にとどまりますが、見える化の画面と当方の値を一致させるために必要です。</w:t>
+        <w:t>1　令和7年8〜9月の認定者数の計上方法が変わったかどうかの確認（B17）。**これが取れれば3段連鎖に組み替えます。**組み替えによる差は小野町では月額83円にとどまりますが、見える化の画面と当方の値を一致させるために必要です。</w:t>
       </w:r>
     </w:p>
     <w:p>

--- a/小野町_引継ぎ_整理済/04_算定・見込量/小野町_見える化入力前段一式のレビュー_20260925.docx
+++ b/小野町_引継ぎ_整理済/04_算定・見込量/小野町_見える化入力前段一式のレビュー_20260925.docx
@@ -437,7 +437,7 @@
               <w:rPr>
                 <w:sz w:val="17"/>
               </w:rPr>
-              <w:t>5,473円</w:t>
+              <w:t>5,426円</w:t>
             </w:r>
           </w:p>
         </w:tc>
@@ -516,7 +516,7 @@
               <w:rPr>
                 <w:sz w:val="17"/>
               </w:rPr>
-              <w:t>6,011円</w:t>
+              <w:t>5,964円</w:t>
             </w:r>
           </w:p>
         </w:tc>
@@ -595,7 +595,7 @@
               <w:rPr>
                 <w:sz w:val="17"/>
               </w:rPr>
-              <w:t>6,095円</w:t>
+              <w:t>6,048円</w:t>
             </w:r>
           </w:p>
         </w:tc>

--- a/小野町_引継ぎ_整理済/04_算定・見込量/小野町_見える化入力前段一式のレビュー_20260925.docx
+++ b/小野町_引継ぎ_整理済/04_算定・見込量/小野町_見える化入力前段一式のレビュー_20260925.docx
@@ -4713,7 +4713,7 @@
               <w:rPr>
                 <w:sz w:val="17"/>
               </w:rPr>
-              <w:t>**データ訂正・欠測・異常値の説明**</w:t>
+              <w:t>**データの修正・欠測・異常値の説明**</w:t>
             </w:r>
           </w:p>
         </w:tc>
